--- a/aia-website/public/cv/Elios_Scoglio_CV_SoftwareManager.docx
+++ b/aia-website/public/cv/Elios_Scoglio_CV_SoftwareManager.docx
@@ -6,6 +6,14 @@
       <w:tblPr>
         <w:tblW w:w="0" w:type="auto"/>
         <w:tblLook w:val="04A0" w:firstRow="1" w:lastRow="0" w:firstColumn="1" w:lastColumn="0" w:noHBand="0" w:noVBand="1"/>
+        <w:tblBorders>
+          <w:top w:val="none" w:sz="0" w:space="0" w:color="auto"/>
+          <w:left w:val="none" w:sz="0" w:space="0" w:color="auto"/>
+          <w:bottom w:val="none" w:sz="0" w:space="0" w:color="auto"/>
+          <w:right w:val="none" w:sz="0" w:space="0" w:color="auto"/>
+          <w:insideH w:val="none" w:sz="0" w:space="0" w:color="auto"/>
+          <w:insideV w:val="none" w:sz="0" w:space="0" w:color="auto"/>
+        </w:tblBorders>
       </w:tblPr>
       <w:tblGrid>
         <w:gridCol w:w="1894"/>
@@ -19,25 +27,76 @@
           <w:tcPr>
             <w:tcW w:w="6120" w:type="dxa"/>
             <w:gridSpan w:val="3"/>
-            <w:shd w:val="clear" w:color="auto" w:fill="0F172A"/>
+            <w:shd w:fill="0F172A" w:val="clear"/>
           </w:tcPr>
           <w:p>
+            <w:pPr>
+              <w:spacing w:after="80"/>
+              <w:jc w:val="left"/>
+            </w:pPr>
+            <w:r>
+              <w:drawing>
+                <wp:inline xmlns:a="http://schemas.openxmlformats.org/drawingml/2006/main" xmlns:pic="http://schemas.openxmlformats.org/drawingml/2006/picture">
+                  <wp:extent cx="900000" cy="572727"/>
+                  <wp:docPr id="1" name="Picture 1"/>
+                  <wp:cNvGraphicFramePr>
+                    <a:graphicFrameLocks noChangeAspect="1"/>
+                  </wp:cNvGraphicFramePr>
+                  <a:graphic>
+                    <a:graphicData uri="http://schemas.openxmlformats.org/drawingml/2006/picture">
+                      <pic:pic>
+                        <pic:nvPicPr>
+                          <pic:cNvPr id="0" name="logo-108-mark.png"/>
+                          <pic:cNvPicPr/>
+                        </pic:nvPicPr>
+                        <pic:blipFill>
+                          <a:blip r:embed="rId8"/>
+                          <a:stretch>
+                            <a:fillRect/>
+                          </a:stretch>
+                        </pic:blipFill>
+                        <pic:spPr>
+                          <a:xfrm>
+                            <a:off x="0" y="0"/>
+                            <a:ext cx="900000" cy="572727"/>
+                          </a:xfrm>
+                          <a:prstGeom prst="rect"/>
+                        </pic:spPr>
+                      </pic:pic>
+                    </a:graphicData>
+                  </a:graphic>
+                </wp:inline>
+              </w:drawing>
+            </w:r>
+          </w:p>
+          <w:p>
+            <w:pPr>
+              <w:spacing w:after="100"/>
+            </w:pPr>
+          </w:p>
+          <w:p>
+            <w:pPr>
+              <w:spacing w:before="80" w:after="40"/>
+            </w:pPr>
             <w:r>
               <w:rPr>
+                <w:rFonts w:ascii="Segoe UI" w:hAnsi="Segoe UI"/>
                 <w:b/>
                 <w:color w:val="FFFFFF"/>
-                <w:sz w:val="48"/>
+                <w:sz w:val="52"/>
               </w:rPr>
               <w:t>ELIOS SCOGLIO</w:t>
             </w:r>
           </w:p>
           <w:p>
             <w:pPr>
-              <w:spacing w:before="40" w:after="80"/>
+              <w:spacing w:before="80" w:after="40"/>
             </w:pPr>
             <w:r>
               <w:rPr>
-                <w:color w:val="DDD6FE"/>
+                <w:rFonts w:ascii="Segoe UI" w:hAnsi="Segoe UI"/>
+                <w:color w:val="A78BFA"/>
+                <w:sz w:val="22"/>
               </w:rPr>
               <w:t>Principal Software Architect  ·  Engineering Manager  ·  AI / LLM Builder</w:t>
             </w:r>
@@ -47,44 +106,47 @@
           <w:tcPr>
             <w:tcW w:w="5079" w:type="dxa"/>
             <w:gridSpan w:val="2"/>
-            <w:shd w:val="clear" w:color="auto" w:fill="0F172A"/>
+            <w:shd w:fill="0F172A" w:val="clear"/>
           </w:tcPr>
           <w:p>
             <w:pPr>
+              <w:spacing w:before="80" w:after="40"/>
               <w:jc w:val="right"/>
             </w:pPr>
             <w:r>
               <w:rPr>
-                <w:color w:val="DDD6FE"/>
-                <w:sz w:val="18"/>
+                <w:rFonts w:ascii="Segoe UI" w:hAnsi="Segoe UI"/>
+                <w:color w:val="A78BFA"/>
+                <w:sz w:val="22"/>
               </w:rPr>
               <w:t>Settimo Milanese (MI), Italy</w:t>
             </w:r>
             <w:r>
               <w:rPr>
-                <w:color w:val="DDD6FE"/>
-                <w:sz w:val="18"/>
+                <w:rFonts w:ascii="Segoe UI" w:hAnsi="Segoe UI"/>
+                <w:color w:val="A78BFA"/>
+                <w:sz w:val="22"/>
               </w:rPr>
               <w:br/>
               <w:t>info@108vision.it  ·  +39 347 0684311</w:t>
             </w:r>
             <w:r>
               <w:rPr>
-                <w:color w:val="DDD6FE"/>
-                <w:sz w:val="18"/>
+                <w:rFonts w:ascii="Segoe UI" w:hAnsi="Segoe UI"/>
+                <w:color w:val="A78BFA"/>
+                <w:sz w:val="22"/>
               </w:rPr>
               <w:br/>
               <w:t>linkedin.com/in/elios-scoglio-44128913/</w:t>
             </w:r>
             <w:r>
               <w:rPr>
-                <w:color w:val="DDD6FE"/>
-                <w:sz w:val="18"/>
+                <w:rFonts w:ascii="Segoe UI" w:hAnsi="Segoe UI"/>
+                <w:color w:val="A78BFA"/>
+                <w:sz w:val="22"/>
               </w:rPr>
               <w:br/>
               <w:t>github.com/fuzzy77</w:t>
-              <w:br/>
-              <w:t>www.108vision.it/profilo/software-manager</w:t>
               <w:br/>
               <w:t>www.108vision.it/profilo/software-manager</w:t>
             </w:r>
@@ -98,28 +160,31 @@
             <w:tcBorders>
               <w:top w:val="single" w:sz="4" w:space="0" w:color="1659C5"/>
             </w:tcBorders>
-            <w:shd w:val="clear" w:color="auto" w:fill="1E293B"/>
+            <w:shd w:fill="1E293B" w:val="clear"/>
           </w:tcPr>
           <w:p>
             <w:pPr>
+              <w:spacing w:before="120" w:after="120"/>
               <w:jc w:val="center"/>
             </w:pPr>
             <w:r>
               <w:rPr>
+                <w:rFonts w:ascii="Segoe UI" w:hAnsi="Segoe UI"/>
                 <w:b/>
                 <w:color w:val="A78BFA"/>
-                <w:sz w:val="28"/>
+                <w:sz w:val="30"/>
               </w:rPr>
               <w:t>20+</w:t>
             </w:r>
           </w:p>
           <w:p>
             <w:pPr>
-              <w:spacing w:after="60"/>
+              <w:spacing w:after="120" w:before="120"/>
               <w:jc w:val="center"/>
             </w:pPr>
             <w:r>
               <w:rPr>
+                <w:rFonts w:ascii="Segoe UI" w:hAnsi="Segoe UI"/>
                 <w:color w:val="DDD6FE"/>
                 <w:sz w:val="17"/>
               </w:rPr>
@@ -133,28 +198,31 @@
             <w:tcBorders>
               <w:top w:val="single" w:sz="4" w:space="0" w:color="1659C5"/>
             </w:tcBorders>
-            <w:shd w:val="clear" w:color="auto" w:fill="1E293B"/>
+            <w:shd w:fill="1E293B" w:val="clear"/>
           </w:tcPr>
           <w:p>
             <w:pPr>
+              <w:spacing w:before="120" w:after="120"/>
               <w:jc w:val="center"/>
             </w:pPr>
             <w:r>
               <w:rPr>
+                <w:rFonts w:ascii="Segoe UI" w:hAnsi="Segoe UI"/>
                 <w:b/>
                 <w:color w:val="A78BFA"/>
-                <w:sz w:val="28"/>
+                <w:sz w:val="30"/>
               </w:rPr>
               <w:t>+30%</w:t>
             </w:r>
           </w:p>
           <w:p>
             <w:pPr>
-              <w:spacing w:after="60"/>
+              <w:spacing w:after="120" w:before="120"/>
               <w:jc w:val="center"/>
             </w:pPr>
             <w:r>
               <w:rPr>
+                <w:rFonts w:ascii="Segoe UI" w:hAnsi="Segoe UI"/>
                 <w:color w:val="DDD6FE"/>
                 <w:sz w:val="17"/>
               </w:rPr>
@@ -168,28 +236,31 @@
             <w:tcBorders>
               <w:top w:val="single" w:sz="4" w:space="0" w:color="1659C5"/>
             </w:tcBorders>
-            <w:shd w:val="clear" w:color="auto" w:fill="1E293B"/>
+            <w:shd w:fill="1E293B" w:val="clear"/>
           </w:tcPr>
           <w:p>
             <w:pPr>
+              <w:spacing w:before="120" w:after="120"/>
               <w:jc w:val="center"/>
             </w:pPr>
             <w:r>
               <w:rPr>
+                <w:rFonts w:ascii="Segoe UI" w:hAnsi="Segoe UI"/>
                 <w:b/>
                 <w:color w:val="A78BFA"/>
-                <w:sz w:val="28"/>
+                <w:sz w:val="30"/>
               </w:rPr>
               <w:t>98%</w:t>
             </w:r>
           </w:p>
           <w:p>
             <w:pPr>
-              <w:spacing w:after="60"/>
+              <w:spacing w:after="120" w:before="120"/>
               <w:jc w:val="center"/>
             </w:pPr>
             <w:r>
               <w:rPr>
+                <w:rFonts w:ascii="Segoe UI" w:hAnsi="Segoe UI"/>
                 <w:color w:val="DDD6FE"/>
                 <w:sz w:val="17"/>
               </w:rPr>
@@ -203,28 +274,31 @@
             <w:tcBorders>
               <w:top w:val="single" w:sz="4" w:space="0" w:color="1659C5"/>
             </w:tcBorders>
-            <w:shd w:val="clear" w:color="auto" w:fill="1E293B"/>
+            <w:shd w:fill="1E293B" w:val="clear"/>
           </w:tcPr>
           <w:p>
             <w:pPr>
+              <w:spacing w:before="120" w:after="120"/>
               <w:jc w:val="center"/>
             </w:pPr>
             <w:r>
               <w:rPr>
+                <w:rFonts w:ascii="Segoe UI" w:hAnsi="Segoe UI"/>
                 <w:b/>
                 <w:color w:val="A78BFA"/>
-                <w:sz w:val="28"/>
+                <w:sz w:val="30"/>
               </w:rPr>
               <w:t>+400%</w:t>
             </w:r>
           </w:p>
           <w:p>
             <w:pPr>
-              <w:spacing w:after="60"/>
+              <w:spacing w:after="120" w:before="120"/>
               <w:jc w:val="center"/>
             </w:pPr>
             <w:r>
               <w:rPr>
+                <w:rFonts w:ascii="Segoe UI" w:hAnsi="Segoe UI"/>
                 <w:color w:val="DDD6FE"/>
                 <w:sz w:val="17"/>
               </w:rPr>
@@ -238,28 +312,31 @@
             <w:tcBorders>
               <w:top w:val="single" w:sz="4" w:space="0" w:color="1659C5"/>
             </w:tcBorders>
-            <w:shd w:val="clear" w:color="auto" w:fill="1E293B"/>
+            <w:shd w:fill="1E293B" w:val="clear"/>
           </w:tcPr>
           <w:p>
             <w:pPr>
+              <w:spacing w:before="120" w:after="120"/>
               <w:jc w:val="center"/>
             </w:pPr>
             <w:r>
               <w:rPr>
+                <w:rFonts w:ascii="Segoe UI" w:hAnsi="Segoe UI"/>
                 <w:b/>
                 <w:color w:val="A78BFA"/>
-                <w:sz w:val="28"/>
+                <w:sz w:val="30"/>
               </w:rPr>
               <w:t>+50%</w:t>
             </w:r>
           </w:p>
           <w:p>
             <w:pPr>
-              <w:spacing w:after="60"/>
+              <w:spacing w:after="120" w:before="120"/>
               <w:jc w:val="center"/>
             </w:pPr>
             <w:r>
               <w:rPr>
+                <w:rFonts w:ascii="Segoe UI" w:hAnsi="Segoe UI"/>
                 <w:color w:val="DDD6FE"/>
                 <w:sz w:val="17"/>
               </w:rPr>
@@ -271,7 +348,7 @@
     </w:tbl>
     <w:p>
       <w:pPr>
-        <w:spacing w:before="80" w:after="0"/>
+        <w:spacing w:before="80" w:after="80"/>
       </w:pPr>
     </w:p>
     <w:p>
@@ -279,12 +356,13 @@
         <w:pBdr>
           <w:bottom w:val="single" w:sz="8" w:space="2" w:color="1659C5"/>
         </w:pBdr>
-        <w:spacing w:before="200" w:after="40"/>
+        <w:spacing w:before="200" w:after="80"/>
       </w:pPr>
       <w:r>
         <w:rPr>
+          <w:rFonts w:ascii="Segoe UI" w:hAnsi="Segoe UI"/>
           <w:b/>
-          <w:color w:val="1659C5"/>
+          <w:color w:val="0F172A"/>
         </w:rPr>
         <w:t>PROFESSIONAL SUMMARY</w:t>
       </w:r>
@@ -295,6 +373,7 @@
       </w:pPr>
       <w:r>
         <w:rPr>
+          <w:rFonts w:ascii="Segoe UI" w:hAnsi="Segoe UI"/>
           <w:color w:val="1E2A40"/>
           <w:sz w:val="21"/>
         </w:rPr>
@@ -302,6 +381,7 @@
       </w:r>
       <w:r>
         <w:rPr>
+          <w:rFonts w:ascii="Segoe UI" w:hAnsi="Segoe UI"/>
           <w:color w:val="1E2A40"/>
           <w:sz w:val="21"/>
         </w:rPr>
@@ -309,6 +389,7 @@
       </w:r>
       <w:r>
         <w:rPr>
+          <w:rFonts w:ascii="Segoe UI" w:hAnsi="Segoe UI"/>
           <w:color w:val="1E2A40"/>
           <w:sz w:val="21"/>
         </w:rPr>
@@ -317,6 +398,7 @@
       </w:r>
       <w:r>
         <w:rPr>
+          <w:rFonts w:ascii="Segoe UI" w:hAnsi="Segoe UI"/>
           <w:color w:val="1E2A40"/>
           <w:sz w:val="21"/>
         </w:rPr>
@@ -324,6 +406,7 @@
       </w:r>
       <w:r>
         <w:rPr>
+          <w:rFonts w:ascii="Segoe UI" w:hAnsi="Segoe UI"/>
           <w:color w:val="1E2A40"/>
           <w:sz w:val="21"/>
         </w:rPr>
@@ -336,12 +419,13 @@
         <w:pBdr>
           <w:bottom w:val="single" w:sz="8" w:space="2" w:color="1659C5"/>
         </w:pBdr>
-        <w:spacing w:before="200" w:after="40"/>
+        <w:spacing w:before="200" w:after="80"/>
       </w:pPr>
       <w:r>
         <w:rPr>
+          <w:rFonts w:ascii="Segoe UI" w:hAnsi="Segoe UI"/>
           <w:b/>
-          <w:color w:val="1659C5"/>
+          <w:color w:val="0F172A"/>
         </w:rPr>
         <w:t>AI &amp; LLM ENGINEERING JOURNEY — FROM FIRST EXPERIMENTS TO PRODUCTION</w:t>
       </w:r>
@@ -350,6 +434,14 @@
       <w:tblPr>
         <w:tblW w:w="0" w:type="auto"/>
         <w:tblLook w:val="04A0" w:firstRow="1" w:lastRow="0" w:firstColumn="1" w:lastColumn="0" w:noHBand="0" w:noVBand="1"/>
+        <w:tblBorders>
+          <w:top w:val="none" w:sz="0" w:space="0" w:color="auto"/>
+          <w:left w:val="none" w:sz="0" w:space="0" w:color="auto"/>
+          <w:bottom w:val="none" w:sz="0" w:space="0" w:color="auto"/>
+          <w:right w:val="none" w:sz="0" w:space="0" w:color="auto"/>
+          <w:insideH w:val="none" w:sz="0" w:space="0" w:color="auto"/>
+          <w:insideV w:val="none" w:sz="0" w:space="0" w:color="auto"/>
+        </w:tblBorders>
       </w:tblPr>
       <w:tblGrid>
         <w:gridCol w:w="3400"/>
@@ -363,27 +455,32 @@
             <w:tcBorders>
               <w:top w:val="single" w:sz="4" w:space="0" w:color="1659C5"/>
             </w:tcBorders>
-            <w:shd w:val="clear" w:color="auto" w:fill="EBF2FF"/>
+            <w:shd w:fill="F5F3FF" w:val="clear"/>
           </w:tcPr>
           <w:p>
+            <w:pPr>
+              <w:spacing w:before="80" w:after="80"/>
+            </w:pPr>
             <w:r>
               <w:rPr>
+                <w:rFonts w:ascii="Segoe UI" w:hAnsi="Segoe UI"/>
                 <w:b/>
-                <w:color w:val="1E2A40"/>
-                <w:sz w:val="18"/>
+                <w:color w:val="0F172A"/>
+                <w:sz w:val="17"/>
               </w:rPr>
               <w:t>2019–2024 · Toscano Immobiliare</w:t>
             </w:r>
           </w:p>
           <w:p>
             <w:pPr>
-              <w:spacing w:before="20" w:after="40"/>
+              <w:spacing w:before="80" w:after="80"/>
             </w:pPr>
             <w:r>
               <w:rPr>
+                <w:rFonts w:ascii="Segoe UI" w:hAnsi="Segoe UI"/>
                 <w:b/>
                 <w:i/>
-                <w:color w:val="1659C5"/>
+                <w:color w:val="0F172A"/>
                 <w:sz w:val="18"/>
               </w:rPr>
               <w:t>Early AI &amp; ML</w:t>
@@ -391,12 +488,13 @@
           </w:p>
           <w:p>
             <w:pPr>
-              <w:spacing w:after="80"/>
+              <w:spacing w:after="80" w:before="80"/>
             </w:pPr>
             <w:r>
               <w:rPr>
-                <w:color w:val="1E2A40"/>
-                <w:sz w:val="18"/>
+                <w:rFonts w:ascii="Segoe UI" w:hAnsi="Segoe UI"/>
+                <w:color w:val="334155"/>
+                <w:sz w:val="17"/>
               </w:rPr>
               <w:t>Azure Cognitive Services: OCR on property contracts, image tagging &amp; multilingual search. scikit-learn valuation models trained on transaction data. Azure OpenAI GPT-3 experiments for automated listing descriptions. Embedding-based semantic property search.</w:t>
             </w:r>
@@ -408,27 +506,32 @@
             <w:tcBorders>
               <w:top w:val="single" w:sz="4" w:space="0" w:color="1659C5"/>
             </w:tcBorders>
-            <w:shd w:val="clear" w:color="auto" w:fill="E8F5E9"/>
+            <w:shd w:fill="F5F3FF" w:val="clear"/>
           </w:tcPr>
           <w:p>
+            <w:pPr>
+              <w:spacing w:before="80" w:after="80"/>
+            </w:pPr>
             <w:r>
               <w:rPr>
+                <w:rFonts w:ascii="Segoe UI" w:hAnsi="Segoe UI"/>
                 <w:b/>
-                <w:color w:val="1E2A40"/>
-                <w:sz w:val="18"/>
+                <w:color w:val="0F172A"/>
+                <w:sz w:val="17"/>
               </w:rPr>
               <w:t>2024–2025 · Aruba S.p.A.</w:t>
             </w:r>
           </w:p>
           <w:p>
             <w:pPr>
-              <w:spacing w:before="20" w:after="40"/>
+              <w:spacing w:before="80" w:after="80"/>
             </w:pPr>
             <w:r>
               <w:rPr>
+                <w:rFonts w:ascii="Segoe UI" w:hAnsi="Segoe UI"/>
                 <w:b/>
                 <w:i/>
-                <w:color w:val="1659C5"/>
+                <w:color w:val="0F172A"/>
                 <w:sz w:val="18"/>
               </w:rPr>
               <w:t>AI-Augmented DevOps</w:t>
@@ -436,12 +539,13 @@
           </w:p>
           <w:p>
             <w:pPr>
-              <w:spacing w:after="80"/>
+              <w:spacing w:after="80" w:before="80"/>
             </w:pPr>
             <w:r>
               <w:rPr>
-                <w:color w:val="1E2A40"/>
-                <w:sz w:val="18"/>
+                <w:rFonts w:ascii="Segoe UI" w:hAnsi="Segoe UI"/>
+                <w:color w:val="334155"/>
+                <w:sz w:val="17"/>
               </w:rPr>
               <w:t>LLM-powered CI/CD pipeline intelligence (Python + GitHub Actions). Automated code quality checks via LLM diff analysis. LLM-assisted data migration tooling and operational scripts.</w:t>
             </w:r>
@@ -453,27 +557,32 @@
             <w:tcBorders>
               <w:top w:val="single" w:sz="4" w:space="0" w:color="1659C5"/>
             </w:tcBorders>
-            <w:shd w:val="clear" w:color="auto" w:fill="FFF8E1"/>
+            <w:shd w:fill="F5F3FF" w:val="clear"/>
           </w:tcPr>
           <w:p>
+            <w:pPr>
+              <w:spacing w:before="80" w:after="80"/>
+            </w:pPr>
             <w:r>
               <w:rPr>
+                <w:rFonts w:ascii="Segoe UI" w:hAnsi="Segoe UI"/>
                 <w:b/>
-                <w:color w:val="1E2A40"/>
-                <w:sz w:val="18"/>
+                <w:color w:val="0F172A"/>
+                <w:sz w:val="17"/>
               </w:rPr>
               <w:t>2025–Present · TicketOne</w:t>
             </w:r>
           </w:p>
           <w:p>
             <w:pPr>
-              <w:spacing w:before="20" w:after="40"/>
+              <w:spacing w:before="80" w:after="80"/>
             </w:pPr>
             <w:r>
               <w:rPr>
+                <w:rFonts w:ascii="Segoe UI" w:hAnsi="Segoe UI"/>
                 <w:b/>
                 <w:i/>
-                <w:color w:val="1659C5"/>
+                <w:color w:val="0F172A"/>
                 <w:sz w:val="18"/>
               </w:rPr>
               <w:t>Production Multi-Agent LLM</w:t>
@@ -481,12 +590,13 @@
           </w:p>
           <w:p>
             <w:pPr>
-              <w:spacing w:after="80"/>
+              <w:spacing w:after="80" w:before="80"/>
             </w:pPr>
             <w:r>
               <w:rPr>
-                <w:color w:val="1E2A40"/>
-                <w:sz w:val="18"/>
+                <w:rFonts w:ascii="Segoe UI" w:hAnsi="Segoe UI"/>
+                <w:color w:val="334155"/>
+                <w:sz w:val="17"/>
               </w:rPr>
               <w:t>Multi-agent pipeline (Analyst→Architect→Dev→QA) on AWS Bedrock + Anthropic SDK — cost-routed by task complexity. AI CI/CD quality gate: PII / anti-pattern / resilience detection on every MR. RCA agent correlating distributed log streams. Automated test generation ≥80% coverage.</w:t>
             </w:r>
@@ -496,7 +606,7 @@
     </w:tbl>
     <w:p>
       <w:pPr>
-        <w:spacing w:before="40" w:after="0"/>
+        <w:spacing w:before="40" w:after="80"/>
       </w:pPr>
     </w:p>
     <w:p>
@@ -504,29 +614,32 @@
         <w:pBdr>
           <w:bottom w:val="single" w:sz="8" w:space="2" w:color="1659C5"/>
         </w:pBdr>
-        <w:spacing w:before="200" w:after="40"/>
+        <w:spacing w:before="200" w:after="80"/>
       </w:pPr>
       <w:r>
         <w:rPr>
+          <w:rFonts w:ascii="Segoe UI" w:hAnsi="Segoe UI"/>
           <w:b/>
-          <w:color w:val="1659C5"/>
+          <w:color w:val="0F172A"/>
         </w:rPr>
         <w:t>WORK EXPERIENCE</w:t>
       </w:r>
     </w:p>
     <w:p>
       <w:pPr>
-        <w:spacing w:before="120" w:after="0"/>
+        <w:spacing w:before="120" w:after="80"/>
       </w:pPr>
       <w:r>
         <w:rPr>
+          <w:rFonts w:ascii="Segoe UI" w:hAnsi="Segoe UI"/>
           <w:b/>
-          <w:color w:val="1E2A40"/>
+          <w:color w:val="0F172A"/>
         </w:rPr>
         <w:t>TicketOne (CTS Eventim Group)</w:t>
       </w:r>
       <w:r>
         <w:rPr>
+          <w:rFonts w:ascii="Segoe UI" w:hAnsi="Segoe UI"/>
           <w:i/>
           <w:color w:val="555555"/>
           <w:sz w:val="20"/>
@@ -536,23 +649,25 @@
     </w:p>
     <w:p>
       <w:pPr>
-        <w:spacing w:after="0"/>
+        <w:spacing w:after="80"/>
       </w:pPr>
       <w:r>
         <w:rPr>
+          <w:rFonts w:ascii="Segoe UI" w:hAnsi="Segoe UI"/>
           <w:b/>
-          <w:color w:val="2E4060"/>
-          <w:sz w:val="20"/>
+          <w:color w:val="0F172A"/>
+          <w:sz w:val="21"/>
         </w:rPr>
         <w:t>Head of Software Architecture &amp; Development  |  Software Manager</w:t>
       </w:r>
     </w:p>
     <w:p>
       <w:pPr>
-        <w:spacing w:after="0"/>
+        <w:spacing w:after="80"/>
       </w:pPr>
       <w:r>
         <w:rPr>
+          <w:rFonts w:ascii="Segoe UI" w:hAnsi="Segoe UI"/>
           <w:i/>
           <w:color w:val="666666"/>
           <w:sz w:val="20"/>
@@ -562,26 +677,28 @@
     </w:p>
     <w:p>
       <w:pPr>
-        <w:spacing w:before="20" w:after="40"/>
+        <w:spacing w:before="20" w:after="80"/>
       </w:pPr>
       <w:r>
         <w:rPr>
+          <w:rFonts w:ascii="Segoe UI" w:hAnsi="Segoe UI"/>
           <w:i/>
           <w:color w:val="555555"/>
-          <w:sz w:val="19"/>
+          <w:sz w:val="20"/>
         </w:rPr>
         <w:t>C# .NET 8  ·  Java 21 Spring Boot  ·  Angular 17+  ·  Python  ·  TypeScript  ·  Claude/AWS Bedrock  ·  Multi-Agent LLM  ·  Kafka  ·  Kubernetes  ·  gRPC  ·  OpenTelemetry  ·  Docker  ·  GitLab CI</w:t>
       </w:r>
     </w:p>
     <w:p>
       <w:pPr>
-        <w:spacing w:before="80" w:after="20"/>
+        <w:spacing w:before="80" w:after="80"/>
       </w:pPr>
       <w:r>
         <w:rPr>
+          <w:rFonts w:ascii="Segoe UI" w:hAnsi="Segoe UI"/>
           <w:b/>
-          <w:color w:val="2E4060"/>
-          <w:sz w:val="20"/>
+          <w:color w:val="0F172A"/>
+          <w:sz w:val="21"/>
         </w:rPr>
         <w:t>Architecture &amp; Technical Governance</w:t>
       </w:r>
@@ -589,11 +706,12 @@
     <w:p>
       <w:pPr>
         <w:pStyle w:val="Puntoelenco"/>
-        <w:spacing w:after="20"/>
+        <w:spacing w:after="80"/>
         <w:ind w:left="283" w:hanging="227"/>
       </w:pPr>
       <w:r>
         <w:rPr>
+          <w:rFonts w:ascii="Segoe UI" w:hAnsi="Segoe UI"/>
           <w:color w:val="1E2A40"/>
           <w:sz w:val="20"/>
         </w:rPr>
@@ -603,11 +721,12 @@
     <w:p>
       <w:pPr>
         <w:pStyle w:val="Puntoelenco"/>
-        <w:spacing w:after="20"/>
+        <w:spacing w:after="80"/>
         <w:ind w:left="283" w:hanging="227"/>
       </w:pPr>
       <w:r>
         <w:rPr>
+          <w:rFonts w:ascii="Segoe UI" w:hAnsi="Segoe UI"/>
           <w:color w:val="1E2A40"/>
           <w:sz w:val="20"/>
         </w:rPr>
@@ -617,11 +736,12 @@
     <w:p>
       <w:pPr>
         <w:pStyle w:val="Puntoelenco"/>
-        <w:spacing w:after="20"/>
+        <w:spacing w:after="80"/>
         <w:ind w:left="283" w:hanging="227"/>
       </w:pPr>
       <w:r>
         <w:rPr>
+          <w:rFonts w:ascii="Segoe UI" w:hAnsi="Segoe UI"/>
           <w:color w:val="1E2A40"/>
           <w:sz w:val="20"/>
         </w:rPr>
@@ -631,11 +751,12 @@
     <w:p>
       <w:pPr>
         <w:pStyle w:val="Puntoelenco"/>
-        <w:spacing w:after="20"/>
+        <w:spacing w:after="80"/>
         <w:ind w:left="283" w:hanging="227"/>
       </w:pPr>
       <w:r>
         <w:rPr>
+          <w:rFonts w:ascii="Segoe UI" w:hAnsi="Segoe UI"/>
           <w:color w:val="1E2A40"/>
           <w:sz w:val="20"/>
         </w:rPr>
@@ -645,11 +766,12 @@
     <w:p>
       <w:pPr>
         <w:pStyle w:val="Puntoelenco"/>
-        <w:spacing w:after="20"/>
+        <w:spacing w:after="80"/>
         <w:ind w:left="283" w:hanging="227"/>
       </w:pPr>
       <w:r>
         <w:rPr>
+          <w:rFonts w:ascii="Segoe UI" w:hAnsi="Segoe UI"/>
           <w:color w:val="1E2A40"/>
           <w:sz w:val="20"/>
         </w:rPr>
@@ -659,11 +781,12 @@
     <w:p>
       <w:pPr>
         <w:pStyle w:val="Puntoelenco"/>
-        <w:spacing w:after="20"/>
+        <w:spacing w:after="80"/>
         <w:ind w:left="283" w:hanging="227"/>
       </w:pPr>
       <w:r>
         <w:rPr>
+          <w:rFonts w:ascii="Segoe UI" w:hAnsi="Segoe UI"/>
           <w:color w:val="1E2A40"/>
           <w:sz w:val="20"/>
         </w:rPr>
@@ -672,13 +795,14 @@
     </w:p>
     <w:p>
       <w:pPr>
-        <w:spacing w:before="80" w:after="20"/>
+        <w:spacing w:before="80" w:after="80"/>
       </w:pPr>
       <w:r>
         <w:rPr>
+          <w:rFonts w:ascii="Segoe UI" w:hAnsi="Segoe UI"/>
           <w:b/>
-          <w:color w:val="2E4060"/>
-          <w:sz w:val="20"/>
+          <w:color w:val="0F172A"/>
+          <w:sz w:val="21"/>
         </w:rPr>
         <w:t>Hands-On Development &amp; AI Engineering</w:t>
       </w:r>
@@ -686,11 +810,12 @@
     <w:p>
       <w:pPr>
         <w:pStyle w:val="Puntoelenco"/>
-        <w:spacing w:after="20"/>
+        <w:spacing w:after="80"/>
         <w:ind w:left="283" w:hanging="227"/>
       </w:pPr>
       <w:r>
         <w:rPr>
+          <w:rFonts w:ascii="Segoe UI" w:hAnsi="Segoe UI"/>
           <w:color w:val="1E2A40"/>
           <w:sz w:val="20"/>
         </w:rPr>
@@ -700,11 +825,12 @@
     <w:p>
       <w:pPr>
         <w:pStyle w:val="Puntoelenco"/>
-        <w:spacing w:after="20"/>
+        <w:spacing w:after="80"/>
         <w:ind w:left="283" w:hanging="227"/>
       </w:pPr>
       <w:r>
         <w:rPr>
+          <w:rFonts w:ascii="Segoe UI" w:hAnsi="Segoe UI"/>
           <w:color w:val="1E2A40"/>
           <w:sz w:val="20"/>
         </w:rPr>
@@ -714,11 +840,12 @@
     <w:p>
       <w:pPr>
         <w:pStyle w:val="Puntoelenco"/>
-        <w:spacing w:after="20"/>
+        <w:spacing w:after="80"/>
         <w:ind w:left="283" w:hanging="227"/>
       </w:pPr>
       <w:r>
         <w:rPr>
+          <w:rFonts w:ascii="Segoe UI" w:hAnsi="Segoe UI"/>
           <w:color w:val="1E2A40"/>
           <w:sz w:val="20"/>
         </w:rPr>
@@ -728,11 +855,12 @@
     <w:p>
       <w:pPr>
         <w:pStyle w:val="Puntoelenco"/>
-        <w:spacing w:after="20"/>
+        <w:spacing w:after="80"/>
         <w:ind w:left="283" w:hanging="227"/>
       </w:pPr>
       <w:r>
         <w:rPr>
+          <w:rFonts w:ascii="Segoe UI" w:hAnsi="Segoe UI"/>
           <w:color w:val="1E2A40"/>
           <w:sz w:val="20"/>
         </w:rPr>
@@ -742,11 +870,12 @@
     <w:p>
       <w:pPr>
         <w:pStyle w:val="Puntoelenco"/>
-        <w:spacing w:after="20"/>
+        <w:spacing w:after="80"/>
         <w:ind w:left="283" w:hanging="227"/>
       </w:pPr>
       <w:r>
         <w:rPr>
+          <w:rFonts w:ascii="Segoe UI" w:hAnsi="Segoe UI"/>
           <w:color w:val="1E2A40"/>
           <w:sz w:val="20"/>
         </w:rPr>
@@ -756,11 +885,12 @@
     <w:p>
       <w:pPr>
         <w:pStyle w:val="Puntoelenco"/>
-        <w:spacing w:after="20"/>
+        <w:spacing w:after="80"/>
         <w:ind w:left="283" w:hanging="227"/>
       </w:pPr>
       <w:r>
         <w:rPr>
+          <w:rFonts w:ascii="Segoe UI" w:hAnsi="Segoe UI"/>
           <w:color w:val="1E2A40"/>
           <w:sz w:val="20"/>
         </w:rPr>
@@ -769,13 +899,14 @@
     </w:p>
     <w:p>
       <w:pPr>
-        <w:spacing w:before="80" w:after="20"/>
+        <w:spacing w:before="80" w:after="80"/>
       </w:pPr>
       <w:r>
         <w:rPr>
+          <w:rFonts w:ascii="Segoe UI" w:hAnsi="Segoe UI"/>
           <w:b/>
-          <w:color w:val="2E4060"/>
-          <w:sz w:val="20"/>
+          <w:color w:val="0F172A"/>
+          <w:sz w:val="21"/>
         </w:rPr>
         <w:t>Team Leadership, Mentoring &amp; Agile Transformation</w:t>
       </w:r>
@@ -783,11 +914,12 @@
     <w:p>
       <w:pPr>
         <w:pStyle w:val="Puntoelenco"/>
-        <w:spacing w:after="20"/>
+        <w:spacing w:after="80"/>
         <w:ind w:left="283" w:hanging="227"/>
       </w:pPr>
       <w:r>
         <w:rPr>
+          <w:rFonts w:ascii="Segoe UI" w:hAnsi="Segoe UI"/>
           <w:color w:val="1E2A40"/>
           <w:sz w:val="20"/>
         </w:rPr>
@@ -797,11 +929,12 @@
     <w:p>
       <w:pPr>
         <w:pStyle w:val="Puntoelenco"/>
-        <w:spacing w:after="20"/>
+        <w:spacing w:after="80"/>
         <w:ind w:left="283" w:hanging="227"/>
       </w:pPr>
       <w:r>
         <w:rPr>
+          <w:rFonts w:ascii="Segoe UI" w:hAnsi="Segoe UI"/>
           <w:color w:val="1E2A40"/>
           <w:sz w:val="20"/>
         </w:rPr>
@@ -811,11 +944,12 @@
     <w:p>
       <w:pPr>
         <w:pStyle w:val="Puntoelenco"/>
-        <w:spacing w:after="20"/>
+        <w:spacing w:after="80"/>
         <w:ind w:left="283" w:hanging="227"/>
       </w:pPr>
       <w:r>
         <w:rPr>
+          <w:rFonts w:ascii="Segoe UI" w:hAnsi="Segoe UI"/>
           <w:color w:val="1E2A40"/>
           <w:sz w:val="20"/>
         </w:rPr>
@@ -825,11 +959,12 @@
     <w:p>
       <w:pPr>
         <w:pStyle w:val="Puntoelenco"/>
-        <w:spacing w:after="20"/>
+        <w:spacing w:after="80"/>
         <w:ind w:left="283" w:hanging="227"/>
       </w:pPr>
       <w:r>
         <w:rPr>
+          <w:rFonts w:ascii="Segoe UI" w:hAnsi="Segoe UI"/>
           <w:color w:val="1E2A40"/>
           <w:sz w:val="20"/>
         </w:rPr>
@@ -838,13 +973,14 @@
     </w:p>
     <w:p>
       <w:pPr>
-        <w:spacing w:before="80" w:after="20"/>
+        <w:spacing w:before="80" w:after="80"/>
       </w:pPr>
       <w:r>
         <w:rPr>
+          <w:rFonts w:ascii="Segoe UI" w:hAnsi="Segoe UI"/>
           <w:b/>
-          <w:color w:val="2E4060"/>
-          <w:sz w:val="20"/>
+          <w:color w:val="0F172A"/>
+          <w:sz w:val="21"/>
         </w:rPr>
         <w:t>Crisis Management &amp; Prevention</w:t>
       </w:r>
@@ -852,11 +988,12 @@
     <w:p>
       <w:pPr>
         <w:pStyle w:val="Puntoelenco"/>
-        <w:spacing w:after="20"/>
+        <w:spacing w:after="80"/>
         <w:ind w:left="283" w:hanging="227"/>
       </w:pPr>
       <w:r>
         <w:rPr>
+          <w:rFonts w:ascii="Segoe UI" w:hAnsi="Segoe UI"/>
           <w:color w:val="1E2A40"/>
           <w:sz w:val="20"/>
         </w:rPr>
@@ -866,11 +1003,12 @@
     <w:p>
       <w:pPr>
         <w:pStyle w:val="Puntoelenco"/>
-        <w:spacing w:after="20"/>
+        <w:spacing w:after="80"/>
         <w:ind w:left="283" w:hanging="227"/>
       </w:pPr>
       <w:r>
         <w:rPr>
+          <w:rFonts w:ascii="Segoe UI" w:hAnsi="Segoe UI"/>
           <w:color w:val="1E2A40"/>
           <w:sz w:val="20"/>
         </w:rPr>
@@ -880,11 +1018,12 @@
     <w:p>
       <w:pPr>
         <w:pStyle w:val="Puntoelenco"/>
-        <w:spacing w:after="20"/>
+        <w:spacing w:after="80"/>
         <w:ind w:left="283" w:hanging="227"/>
       </w:pPr>
       <w:r>
         <w:rPr>
+          <w:rFonts w:ascii="Segoe UI" w:hAnsi="Segoe UI"/>
           <w:color w:val="1E2A40"/>
           <w:sz w:val="20"/>
         </w:rPr>
@@ -893,17 +1032,19 @@
     </w:p>
     <w:p>
       <w:pPr>
-        <w:spacing w:before="120" w:after="0"/>
+        <w:spacing w:before="120" w:after="80"/>
       </w:pPr>
       <w:r>
         <w:rPr>
+          <w:rFonts w:ascii="Segoe UI" w:hAnsi="Segoe UI"/>
           <w:b/>
-          <w:color w:val="1E2A40"/>
+          <w:color w:val="0F172A"/>
         </w:rPr>
         <w:t>Aruba S.p.A. (via SCAI Tecno)</w:t>
       </w:r>
       <w:r>
         <w:rPr>
+          <w:rFonts w:ascii="Segoe UI" w:hAnsi="Segoe UI"/>
           <w:i/>
           <w:color w:val="555555"/>
           <w:sz w:val="20"/>
@@ -913,23 +1054,25 @@
     </w:p>
     <w:p>
       <w:pPr>
-        <w:spacing w:after="0"/>
+        <w:spacing w:after="80"/>
       </w:pPr>
       <w:r>
         <w:rPr>
+          <w:rFonts w:ascii="Segoe UI" w:hAnsi="Segoe UI"/>
           <w:b/>
-          <w:color w:val="2E4060"/>
-          <w:sz w:val="20"/>
+          <w:color w:val="0F172A"/>
+          <w:sz w:val="21"/>
         </w:rPr>
         <w:t>Engineering Manager / Tech Lead</w:t>
       </w:r>
     </w:p>
     <w:p>
       <w:pPr>
-        <w:spacing w:after="0"/>
+        <w:spacing w:after="80"/>
       </w:pPr>
       <w:r>
         <w:rPr>
+          <w:rFonts w:ascii="Segoe UI" w:hAnsi="Segoe UI"/>
           <w:i/>
           <w:color w:val="666666"/>
           <w:sz w:val="20"/>
@@ -939,13 +1082,14 @@
     </w:p>
     <w:p>
       <w:pPr>
-        <w:spacing w:before="20" w:after="40"/>
+        <w:spacing w:before="20" w:after="80"/>
       </w:pPr>
       <w:r>
         <w:rPr>
+          <w:rFonts w:ascii="Segoe UI" w:hAnsi="Segoe UI"/>
           <w:i/>
           <w:color w:val="555555"/>
-          <w:sz w:val="19"/>
+          <w:sz w:val="20"/>
         </w:rPr>
         <w:t>C# .NET 6/8  ·  Python  ·  Kafka  ·  MongoDB  ·  Redis  ·  SQL Server  ·  Kubernetes  ·  GitHub Actions  ·  LLM CI/CD Tools  ·  Microservices</w:t>
       </w:r>
@@ -953,11 +1097,12 @@
     <w:p>
       <w:pPr>
         <w:pStyle w:val="Puntoelenco"/>
-        <w:spacing w:after="20"/>
+        <w:spacing w:after="80"/>
         <w:ind w:left="283" w:hanging="227"/>
       </w:pPr>
       <w:r>
         <w:rPr>
+          <w:rFonts w:ascii="Segoe UI" w:hAnsi="Segoe UI"/>
           <w:color w:val="1E2A40"/>
           <w:sz w:val="20"/>
         </w:rPr>
@@ -967,11 +1112,12 @@
     <w:p>
       <w:pPr>
         <w:pStyle w:val="Puntoelenco"/>
-        <w:spacing w:after="20"/>
+        <w:spacing w:after="80"/>
         <w:ind w:left="283" w:hanging="227"/>
       </w:pPr>
       <w:r>
         <w:rPr>
+          <w:rFonts w:ascii="Segoe UI" w:hAnsi="Segoe UI"/>
           <w:color w:val="1E2A40"/>
           <w:sz w:val="20"/>
         </w:rPr>
@@ -981,11 +1127,12 @@
     <w:p>
       <w:pPr>
         <w:pStyle w:val="Puntoelenco"/>
-        <w:spacing w:after="20"/>
+        <w:spacing w:after="80"/>
         <w:ind w:left="283" w:hanging="227"/>
       </w:pPr>
       <w:r>
         <w:rPr>
+          <w:rFonts w:ascii="Segoe UI" w:hAnsi="Segoe UI"/>
           <w:color w:val="1E2A40"/>
           <w:sz w:val="20"/>
         </w:rPr>
@@ -995,11 +1142,12 @@
     <w:p>
       <w:pPr>
         <w:pStyle w:val="Puntoelenco"/>
-        <w:spacing w:after="20"/>
+        <w:spacing w:after="80"/>
         <w:ind w:left="283" w:hanging="227"/>
       </w:pPr>
       <w:r>
         <w:rPr>
+          <w:rFonts w:ascii="Segoe UI" w:hAnsi="Segoe UI"/>
           <w:color w:val="1E2A40"/>
           <w:sz w:val="20"/>
         </w:rPr>
@@ -1009,11 +1157,12 @@
     <w:p>
       <w:pPr>
         <w:pStyle w:val="Puntoelenco"/>
-        <w:spacing w:after="20"/>
+        <w:spacing w:after="80"/>
         <w:ind w:left="283" w:hanging="227"/>
       </w:pPr>
       <w:r>
         <w:rPr>
+          <w:rFonts w:ascii="Segoe UI" w:hAnsi="Segoe UI"/>
           <w:color w:val="1E2A40"/>
           <w:sz w:val="20"/>
         </w:rPr>
@@ -1022,17 +1171,19 @@
     </w:p>
     <w:p>
       <w:pPr>
-        <w:spacing w:before="120" w:after="0"/>
+        <w:spacing w:before="120" w:after="80"/>
       </w:pPr>
       <w:r>
         <w:rPr>
+          <w:rFonts w:ascii="Segoe UI" w:hAnsi="Segoe UI"/>
           <w:b/>
-          <w:color w:val="1E2A40"/>
+          <w:color w:val="0F172A"/>
         </w:rPr>
         <w:t>Toscano Immobiliare</w:t>
       </w:r>
       <w:r>
         <w:rPr>
+          <w:rFonts w:ascii="Segoe UI" w:hAnsi="Segoe UI"/>
           <w:i/>
           <w:color w:val="555555"/>
           <w:sz w:val="20"/>
@@ -1042,23 +1193,25 @@
     </w:p>
     <w:p>
       <w:pPr>
-        <w:spacing w:after="0"/>
+        <w:spacing w:after="80"/>
       </w:pPr>
       <w:r>
         <w:rPr>
+          <w:rFonts w:ascii="Segoe UI" w:hAnsi="Segoe UI"/>
           <w:b/>
-          <w:color w:val="2E4060"/>
-          <w:sz w:val="20"/>
+          <w:color w:val="0F172A"/>
+          <w:sz w:val="21"/>
         </w:rPr>
         <w:t>Technical Leader / Cloud Architect / Full-Stack Developer</w:t>
       </w:r>
     </w:p>
     <w:p>
       <w:pPr>
-        <w:spacing w:after="0"/>
+        <w:spacing w:after="80"/>
       </w:pPr>
       <w:r>
         <w:rPr>
+          <w:rFonts w:ascii="Segoe UI" w:hAnsi="Segoe UI"/>
           <w:i/>
           <w:color w:val="666666"/>
           <w:sz w:val="20"/>
@@ -1068,13 +1221,14 @@
     </w:p>
     <w:p>
       <w:pPr>
-        <w:spacing w:before="20" w:after="40"/>
+        <w:spacing w:before="20" w:after="80"/>
       </w:pPr>
       <w:r>
         <w:rPr>
+          <w:rFonts w:ascii="Segoe UI" w:hAnsi="Segoe UI"/>
           <w:i/>
           <w:color w:val="555555"/>
-          <w:sz w:val="19"/>
+          <w:sz w:val="20"/>
         </w:rPr>
         <w:t>C# .NET Core→.NET 7  ·  ASP.NET Core APIs  ·  Blazor  ·  .NET MAUI  ·  Angular 8→15  ·  Ionic Angular  ·  Python  ·  scikit-learn  ·  Azure Cognitive Svcs  ·  Azure ML  ·  GPT-3 API  ·  Azure AKS  ·  Azure Functions  ·  SQL Server  ·  Azure DevOps</w:t>
       </w:r>
@@ -1082,11 +1236,12 @@
     <w:p>
       <w:pPr>
         <w:pStyle w:val="Puntoelenco"/>
-        <w:spacing w:after="20"/>
+        <w:spacing w:after="80"/>
         <w:ind w:left="283" w:hanging="227"/>
       </w:pPr>
       <w:r>
         <w:rPr>
+          <w:rFonts w:ascii="Segoe UI" w:hAnsi="Segoe UI"/>
           <w:color w:val="1E2A40"/>
           <w:sz w:val="20"/>
         </w:rPr>
@@ -1096,11 +1251,12 @@
     <w:p>
       <w:pPr>
         <w:pStyle w:val="Puntoelenco"/>
-        <w:spacing w:after="20"/>
+        <w:spacing w:after="80"/>
         <w:ind w:left="283" w:hanging="227"/>
       </w:pPr>
       <w:r>
         <w:rPr>
+          <w:rFonts w:ascii="Segoe UI" w:hAnsi="Segoe UI"/>
           <w:color w:val="1E2A40"/>
           <w:sz w:val="20"/>
         </w:rPr>
@@ -1110,11 +1266,12 @@
     <w:p>
       <w:pPr>
         <w:pStyle w:val="Puntoelenco"/>
-        <w:spacing w:after="20"/>
+        <w:spacing w:after="80"/>
         <w:ind w:left="283" w:hanging="227"/>
       </w:pPr>
       <w:r>
         <w:rPr>
+          <w:rFonts w:ascii="Segoe UI" w:hAnsi="Segoe UI"/>
           <w:color w:val="1E2A40"/>
           <w:sz w:val="20"/>
         </w:rPr>
@@ -1124,11 +1281,12 @@
     <w:p>
       <w:pPr>
         <w:pStyle w:val="Puntoelenco"/>
-        <w:spacing w:after="20"/>
+        <w:spacing w:after="80"/>
         <w:ind w:left="283" w:hanging="227"/>
       </w:pPr>
       <w:r>
         <w:rPr>
+          <w:rFonts w:ascii="Segoe UI" w:hAnsi="Segoe UI"/>
           <w:color w:val="1E2A40"/>
           <w:sz w:val="20"/>
         </w:rPr>
@@ -1138,11 +1296,12 @@
     <w:p>
       <w:pPr>
         <w:pStyle w:val="Puntoelenco"/>
-        <w:spacing w:after="20"/>
+        <w:spacing w:after="80"/>
         <w:ind w:left="283" w:hanging="227"/>
       </w:pPr>
       <w:r>
         <w:rPr>
+          <w:rFonts w:ascii="Segoe UI" w:hAnsi="Segoe UI"/>
           <w:color w:val="1E2A40"/>
           <w:sz w:val="20"/>
         </w:rPr>
@@ -1151,17 +1310,19 @@
     </w:p>
     <w:p>
       <w:pPr>
-        <w:spacing w:before="120" w:after="0"/>
+        <w:spacing w:before="120" w:after="80"/>
       </w:pPr>
       <w:r>
         <w:rPr>
+          <w:rFonts w:ascii="Segoe UI" w:hAnsi="Segoe UI"/>
           <w:b/>
-          <w:color w:val="1E2A40"/>
+          <w:color w:val="0F172A"/>
         </w:rPr>
         <w:t>Boken  (Startup — founder)</w:t>
       </w:r>
       <w:r>
         <w:rPr>
+          <w:rFonts w:ascii="Segoe UI" w:hAnsi="Segoe UI"/>
           <w:i/>
           <w:color w:val="555555"/>
           <w:sz w:val="20"/>
@@ -1171,26 +1332,28 @@
     </w:p>
     <w:p>
       <w:pPr>
-        <w:spacing w:after="0"/>
+        <w:spacing w:after="80"/>
       </w:pPr>
       <w:r>
         <w:rPr>
+          <w:rFonts w:ascii="Segoe UI" w:hAnsi="Segoe UI"/>
           <w:b/>
-          <w:color w:val="2E4060"/>
-          <w:sz w:val="20"/>
+          <w:color w:val="0F172A"/>
+          <w:sz w:val="21"/>
         </w:rPr>
         <w:t>CEO / Software Architect / Lead Developer</w:t>
       </w:r>
     </w:p>
     <w:p>
       <w:pPr>
-        <w:spacing w:before="20" w:after="40"/>
+        <w:spacing w:before="20" w:after="80"/>
       </w:pPr>
       <w:r>
         <w:rPr>
+          <w:rFonts w:ascii="Segoe UI" w:hAnsi="Segoe UI"/>
           <w:i/>
           <w:color w:val="555555"/>
-          <w:sz w:val="19"/>
+          <w:sz w:val="20"/>
         </w:rPr>
         <w:t>C# .NET MVC  ·  Angular/AngularJS  ·  JavaScript/PHP  ·  Ionic  ·  iOS (Obj-C/Swift)  ·  Android  ·  SQL Server</w:t>
       </w:r>
@@ -1198,11 +1361,12 @@
     <w:p>
       <w:pPr>
         <w:pStyle w:val="Puntoelenco"/>
-        <w:spacing w:after="20"/>
+        <w:spacing w:after="80"/>
         <w:ind w:left="283" w:hanging="227"/>
       </w:pPr>
       <w:r>
         <w:rPr>
+          <w:rFonts w:ascii="Segoe UI" w:hAnsi="Segoe UI"/>
           <w:color w:val="1E2A40"/>
           <w:sz w:val="20"/>
         </w:rPr>
@@ -1212,11 +1376,12 @@
     <w:p>
       <w:pPr>
         <w:pStyle w:val="Puntoelenco"/>
-        <w:spacing w:after="20"/>
+        <w:spacing w:after="80"/>
         <w:ind w:left="283" w:hanging="227"/>
       </w:pPr>
       <w:r>
         <w:rPr>
+          <w:rFonts w:ascii="Segoe UI" w:hAnsi="Segoe UI"/>
           <w:color w:val="1E2A40"/>
           <w:sz w:val="20"/>
         </w:rPr>
@@ -1226,11 +1391,12 @@
     <w:p>
       <w:pPr>
         <w:pStyle w:val="Puntoelenco"/>
-        <w:spacing w:after="20"/>
+        <w:spacing w:after="80"/>
         <w:ind w:left="283" w:hanging="227"/>
       </w:pPr>
       <w:r>
         <w:rPr>
+          <w:rFonts w:ascii="Segoe UI" w:hAnsi="Segoe UI"/>
           <w:color w:val="1E2A40"/>
           <w:sz w:val="20"/>
         </w:rPr>
@@ -1239,17 +1405,19 @@
     </w:p>
     <w:p>
       <w:pPr>
-        <w:spacing w:before="120" w:after="0"/>
+        <w:spacing w:before="120" w:after="80"/>
       </w:pPr>
       <w:r>
         <w:rPr>
+          <w:rFonts w:ascii="Segoe UI" w:hAnsi="Segoe UI"/>
           <w:b/>
-          <w:color w:val="1E2A40"/>
+          <w:color w:val="0F172A"/>
         </w:rPr>
         <w:t>Volkswagen Bank / Easyflysoft</w:t>
       </w:r>
       <w:r>
         <w:rPr>
+          <w:rFonts w:ascii="Segoe UI" w:hAnsi="Segoe UI"/>
           <w:i/>
           <w:color w:val="555555"/>
           <w:sz w:val="20"/>
@@ -1259,26 +1427,28 @@
     </w:p>
     <w:p>
       <w:pPr>
-        <w:spacing w:after="0"/>
+        <w:spacing w:after="80"/>
       </w:pPr>
       <w:r>
         <w:rPr>
+          <w:rFonts w:ascii="Segoe UI" w:hAnsi="Segoe UI"/>
           <w:b/>
-          <w:color w:val="2E4060"/>
-          <w:sz w:val="20"/>
+          <w:color w:val="0F172A"/>
+          <w:sz w:val="21"/>
         </w:rPr>
         <w:t>Senior Software Engineer / Team Lead</w:t>
       </w:r>
     </w:p>
     <w:p>
       <w:pPr>
-        <w:spacing w:before="20" w:after="40"/>
+        <w:spacing w:before="20" w:after="80"/>
       </w:pPr>
       <w:r>
         <w:rPr>
+          <w:rFonts w:ascii="Segoe UI" w:hAnsi="Segoe UI"/>
           <w:i/>
           <w:color w:val="555555"/>
-          <w:sz w:val="19"/>
+          <w:sz w:val="20"/>
         </w:rPr>
         <w:t>C# .NET  ·  AS400 Integration  ·  SQL Server</w:t>
       </w:r>
@@ -1286,11 +1456,12 @@
     <w:p>
       <w:pPr>
         <w:pStyle w:val="Puntoelenco"/>
-        <w:spacing w:after="20"/>
+        <w:spacing w:after="80"/>
         <w:ind w:left="283" w:hanging="227"/>
       </w:pPr>
       <w:r>
         <w:rPr>
+          <w:rFonts w:ascii="Segoe UI" w:hAnsi="Segoe UI"/>
           <w:color w:val="1E2A40"/>
           <w:sz w:val="20"/>
         </w:rPr>
@@ -1300,11 +1471,12 @@
     <w:p>
       <w:pPr>
         <w:pStyle w:val="Puntoelenco"/>
-        <w:spacing w:after="20"/>
+        <w:spacing w:after="80"/>
         <w:ind w:left="283" w:hanging="227"/>
       </w:pPr>
       <w:r>
         <w:rPr>
+          <w:rFonts w:ascii="Segoe UI" w:hAnsi="Segoe UI"/>
           <w:color w:val="1E2A40"/>
           <w:sz w:val="20"/>
         </w:rPr>
@@ -1313,17 +1485,19 @@
     </w:p>
     <w:p>
       <w:pPr>
-        <w:spacing w:before="120" w:after="0"/>
+        <w:spacing w:before="120" w:after="80"/>
       </w:pPr>
       <w:r>
         <w:rPr>
+          <w:rFonts w:ascii="Segoe UI" w:hAnsi="Segoe UI"/>
           <w:b/>
-          <w:color w:val="1E2A40"/>
+          <w:color w:val="0F172A"/>
         </w:rPr>
         <w:t>BPSOFT</w:t>
       </w:r>
       <w:r>
         <w:rPr>
+          <w:rFonts w:ascii="Segoe UI" w:hAnsi="Segoe UI"/>
           <w:i/>
           <w:color w:val="555555"/>
           <w:sz w:val="20"/>
@@ -1333,26 +1507,28 @@
     </w:p>
     <w:p>
       <w:pPr>
-        <w:spacing w:after="0"/>
+        <w:spacing w:after="80"/>
       </w:pPr>
       <w:r>
         <w:rPr>
+          <w:rFonts w:ascii="Segoe UI" w:hAnsi="Segoe UI"/>
           <w:b/>
-          <w:color w:val="2E4060"/>
-          <w:sz w:val="20"/>
+          <w:color w:val="0F172A"/>
+          <w:sz w:val="21"/>
         </w:rPr>
         <w:t>Mobile Developer</w:t>
       </w:r>
     </w:p>
     <w:p>
       <w:pPr>
-        <w:spacing w:before="20" w:after="40"/>
+        <w:spacing w:before="20" w:after="80"/>
       </w:pPr>
       <w:r>
         <w:rPr>
+          <w:rFonts w:ascii="Segoe UI" w:hAnsi="Segoe UI"/>
           <w:i/>
           <w:color w:val="555555"/>
-          <w:sz w:val="19"/>
+          <w:sz w:val="20"/>
         </w:rPr>
         <w:t>Objective-C  ·  Swift  ·  PHP</w:t>
       </w:r>
@@ -1360,11 +1536,12 @@
     <w:p>
       <w:pPr>
         <w:pStyle w:val="Puntoelenco"/>
-        <w:spacing w:after="20"/>
+        <w:spacing w:after="80"/>
         <w:ind w:left="283" w:hanging="227"/>
       </w:pPr>
       <w:r>
         <w:rPr>
+          <w:rFonts w:ascii="Segoe UI" w:hAnsi="Segoe UI"/>
           <w:color w:val="1E2A40"/>
           <w:sz w:val="20"/>
         </w:rPr>
@@ -1373,18 +1550,20 @@
     </w:p>
     <w:p>
       <w:pPr>
-        <w:spacing w:before="120" w:after="40"/>
+        <w:spacing w:before="120" w:after="80"/>
       </w:pPr>
       <w:r>
         <w:rPr>
+          <w:rFonts w:ascii="Segoe UI" w:hAnsi="Segoe UI"/>
           <w:b/>
-          <w:color w:val="1E2A40"/>
-          <w:sz w:val="20"/>
+          <w:color w:val="0F172A"/>
+          <w:sz w:val="21"/>
         </w:rPr>
         <w:t xml:space="preserve">Earlier roles (2005–2010): </w:t>
       </w:r>
       <w:r>
         <w:rPr>
+          <w:rFonts w:ascii="Segoe UI" w:hAnsi="Segoe UI"/>
           <w:color w:val="1E2A40"/>
           <w:sz w:val="20"/>
         </w:rPr>
@@ -1396,12 +1575,13 @@
         <w:pBdr>
           <w:bottom w:val="single" w:sz="8" w:space="2" w:color="1659C5"/>
         </w:pBdr>
-        <w:spacing w:before="200" w:after="40"/>
+        <w:spacing w:before="200" w:after="80"/>
       </w:pPr>
       <w:r>
         <w:rPr>
+          <w:rFonts w:ascii="Segoe UI" w:hAnsi="Segoe UI"/>
           <w:b/>
-          <w:color w:val="1659C5"/>
+          <w:color w:val="0F172A"/>
         </w:rPr>
         <w:t>CORE COMPETENCIES</w:t>
       </w:r>
@@ -1410,6 +1590,14 @@
       <w:tblPr>
         <w:tblW w:w="0" w:type="auto"/>
         <w:tblLook w:val="04A0" w:firstRow="1" w:lastRow="0" w:firstColumn="1" w:lastColumn="0" w:noHBand="0" w:noVBand="1"/>
+        <w:tblBorders>
+          <w:top w:val="none" w:sz="0" w:space="0" w:color="auto"/>
+          <w:left w:val="none" w:sz="0" w:space="0" w:color="auto"/>
+          <w:bottom w:val="none" w:sz="0" w:space="0" w:color="auto"/>
+          <w:right w:val="none" w:sz="0" w:space="0" w:color="auto"/>
+          <w:insideH w:val="none" w:sz="0" w:space="0" w:color="auto"/>
+          <w:insideV w:val="none" w:sz="0" w:space="0" w:color="auto"/>
+        </w:tblBorders>
       </w:tblPr>
       <w:tblGrid>
         <w:gridCol w:w="5100"/>
@@ -1419,16 +1607,18 @@
         <w:tc>
           <w:tcPr>
             <w:tcW w:w="5100" w:type="dxa"/>
-            <w:shd w:val="clear" w:color="auto" w:fill="F0F4FF"/>
+            <w:shd w:fill="0F172A" w:val="clear"/>
           </w:tcPr>
           <w:p>
             <w:pPr>
-              <w:spacing w:before="40" w:after="40"/>
+              <w:spacing w:before="120" w:after="120"/>
+              <w:jc w:val="center"/>
             </w:pPr>
             <w:r>
               <w:rPr>
+                <w:rFonts w:ascii="Segoe UI" w:hAnsi="Segoe UI"/>
                 <w:b/>
-                <w:color w:val="1659C5"/>
+                <w:color w:val="FFFFFF"/>
                 <w:sz w:val="18"/>
               </w:rPr>
               <w:t>AI / LLM Engineering</w:t>
@@ -1438,15 +1628,16 @@
         <w:tc>
           <w:tcPr>
             <w:tcW w:w="5100" w:type="dxa"/>
-            <w:shd w:val="clear" w:color="auto" w:fill="F0F4FF"/>
+            <w:shd w:fill="F1F5F9" w:val="clear"/>
           </w:tcPr>
           <w:p>
             <w:pPr>
-              <w:spacing w:before="40" w:after="40"/>
+              <w:spacing w:before="80" w:after="80"/>
             </w:pPr>
             <w:r>
               <w:rPr>
-                <w:color w:val="1E2A40"/>
+                <w:rFonts w:ascii="Segoe UI" w:hAnsi="Segoe UI"/>
+                <w:color w:val="334155"/>
                 <w:sz w:val="18"/>
               </w:rPr>
               <w:t>Claude (Opus/Sonnet/Haiku) · AWS Bedrock · Anthropic SDK · Multi-Agent Orchestration · Prompt Engineering · LLM CI/CD Integration · RAG · Python AI</w:t>
@@ -1458,15 +1649,18 @@
         <w:tc>
           <w:tcPr>
             <w:tcW w:w="5100" w:type="dxa"/>
+            <w:shd w:fill="0F172A" w:val="clear"/>
           </w:tcPr>
           <w:p>
             <w:pPr>
-              <w:spacing w:before="40" w:after="40"/>
+              <w:spacing w:before="120" w:after="120"/>
+              <w:jc w:val="center"/>
             </w:pPr>
             <w:r>
               <w:rPr>
+                <w:rFonts w:ascii="Segoe UI" w:hAnsi="Segoe UI"/>
                 <w:b/>
-                <w:color w:val="1659C5"/>
+                <w:color w:val="FFFFFF"/>
                 <w:sz w:val="18"/>
               </w:rPr>
               <w:t>Architecture &amp; Patterns</w:t>
@@ -1476,14 +1670,16 @@
         <w:tc>
           <w:tcPr>
             <w:tcW w:w="5100" w:type="dxa"/>
+            <w:shd w:fill="F1F5F9" w:val="clear"/>
           </w:tcPr>
           <w:p>
             <w:pPr>
-              <w:spacing w:before="40" w:after="40"/>
+              <w:spacing w:before="80" w:after="80"/>
             </w:pPr>
             <w:r>
               <w:rPr>
-                <w:color w:val="1E2A40"/>
+                <w:rFonts w:ascii="Segoe UI" w:hAnsi="Segoe UI"/>
+                <w:color w:val="334155"/>
                 <w:sz w:val="18"/>
               </w:rPr>
               <w:t>Microservices · DDD · Clean/Onion Architecture · SCS · CQRS · Event Sourcing · gRPC · REST/OpenAPI 3.x · ADR · SOLID · Result/Mediator Pattern</w:t>
@@ -1495,16 +1691,18 @@
         <w:tc>
           <w:tcPr>
             <w:tcW w:w="5100" w:type="dxa"/>
-            <w:shd w:val="clear" w:color="auto" w:fill="F0F4FF"/>
+            <w:shd w:fill="0F172A" w:val="clear"/>
           </w:tcPr>
           <w:p>
             <w:pPr>
-              <w:spacing w:before="40" w:after="40"/>
+              <w:spacing w:before="120" w:after="120"/>
+              <w:jc w:val="center"/>
             </w:pPr>
             <w:r>
               <w:rPr>
+                <w:rFonts w:ascii="Segoe UI" w:hAnsi="Segoe UI"/>
                 <w:b/>
-                <w:color w:val="1659C5"/>
+                <w:color w:val="FFFFFF"/>
                 <w:sz w:val="18"/>
               </w:rPr>
               <w:t>Cloud &amp; DevOps</w:t>
@@ -1514,15 +1712,16 @@
         <w:tc>
           <w:tcPr>
             <w:tcW w:w="5100" w:type="dxa"/>
-            <w:shd w:val="clear" w:color="auto" w:fill="F0F4FF"/>
+            <w:shd w:fill="F1F5F9" w:val="clear"/>
           </w:tcPr>
           <w:p>
             <w:pPr>
-              <w:spacing w:before="40" w:after="40"/>
+              <w:spacing w:before="80" w:after="80"/>
             </w:pPr>
             <w:r>
               <w:rPr>
-                <w:color w:val="1E2A40"/>
+                <w:rFonts w:ascii="Segoe UI" w:hAnsi="Segoe UI"/>
+                <w:color w:val="334155"/>
                 <w:sz w:val="18"/>
               </w:rPr>
               <w:t>Azure (AKS, PaaS, Functions, Key Vault, Service Bus) · AWS Bedrock · Kubernetes · Docker · GitHub Actions · GitLab CI · Azure DevOps · Terraform</w:t>
@@ -1534,15 +1733,18 @@
         <w:tc>
           <w:tcPr>
             <w:tcW w:w="5100" w:type="dxa"/>
+            <w:shd w:fill="0F172A" w:val="clear"/>
           </w:tcPr>
           <w:p>
             <w:pPr>
-              <w:spacing w:before="40" w:after="40"/>
+              <w:spacing w:before="120" w:after="120"/>
+              <w:jc w:val="center"/>
             </w:pPr>
             <w:r>
               <w:rPr>
+                <w:rFonts w:ascii="Segoe UI" w:hAnsi="Segoe UI"/>
                 <w:b/>
-                <w:color w:val="1659C5"/>
+                <w:color w:val="FFFFFF"/>
                 <w:sz w:val="18"/>
               </w:rPr>
               <w:t>Observability &amp; Resilience</w:t>
@@ -1552,14 +1754,16 @@
         <w:tc>
           <w:tcPr>
             <w:tcW w:w="5100" w:type="dxa"/>
+            <w:shd w:fill="F1F5F9" w:val="clear"/>
           </w:tcPr>
           <w:p>
             <w:pPr>
-              <w:spacing w:before="40" w:after="40"/>
+              <w:spacing w:before="80" w:after="80"/>
             </w:pPr>
             <w:r>
               <w:rPr>
-                <w:color w:val="1E2A40"/>
+                <w:rFonts w:ascii="Segoe UI" w:hAnsi="Segoe UI"/>
+                <w:color w:val="334155"/>
                 <w:sz w:val="18"/>
               </w:rPr>
               <w:t>OpenTelemetry · Prometheus · Grafana · Polly (Circuit Breaker, Retry, Bulkhead) · Structured JSON Logging · Health/Readiness Probes · SLI/SLO/SLA</w:t>
@@ -1571,16 +1775,18 @@
         <w:tc>
           <w:tcPr>
             <w:tcW w:w="5100" w:type="dxa"/>
-            <w:shd w:val="clear" w:color="auto" w:fill="F0F4FF"/>
+            <w:shd w:fill="0F172A" w:val="clear"/>
           </w:tcPr>
           <w:p>
             <w:pPr>
-              <w:spacing w:before="40" w:after="40"/>
+              <w:spacing w:before="120" w:after="120"/>
+              <w:jc w:val="center"/>
             </w:pPr>
             <w:r>
               <w:rPr>
+                <w:rFonts w:ascii="Segoe UI" w:hAnsi="Segoe UI"/>
                 <w:b/>
-                <w:color w:val="1659C5"/>
+                <w:color w:val="FFFFFF"/>
                 <w:sz w:val="18"/>
               </w:rPr>
               <w:t>Security &amp; Compliance</w:t>
@@ -1590,15 +1796,16 @@
         <w:tc>
           <w:tcPr>
             <w:tcW w:w="5100" w:type="dxa"/>
-            <w:shd w:val="clear" w:color="auto" w:fill="F0F4FF"/>
+            <w:shd w:fill="F1F5F9" w:val="clear"/>
           </w:tcPr>
           <w:p>
             <w:pPr>
-              <w:spacing w:before="40" w:after="40"/>
+              <w:spacing w:before="80" w:after="80"/>
             </w:pPr>
             <w:r>
               <w:rPr>
-                <w:color w:val="1E2A40"/>
+                <w:rFonts w:ascii="Segoe UI" w:hAnsi="Segoe UI"/>
+                <w:color w:val="334155"/>
                 <w:sz w:val="18"/>
               </w:rPr>
               <w:t>OWASP Top 10 · GDPR · Fiscal/SIAE Compliance · PCI DSS · OAuth2/OIDC · JWT · SAST · Secret Management · Azure AD / Identity Server</w:t>
@@ -1610,15 +1817,18 @@
         <w:tc>
           <w:tcPr>
             <w:tcW w:w="5100" w:type="dxa"/>
+            <w:shd w:fill="0F172A" w:val="clear"/>
           </w:tcPr>
           <w:p>
             <w:pPr>
-              <w:spacing w:before="40" w:after="40"/>
+              <w:spacing w:before="120" w:after="120"/>
+              <w:jc w:val="center"/>
             </w:pPr>
             <w:r>
               <w:rPr>
+                <w:rFonts w:ascii="Segoe UI" w:hAnsi="Segoe UI"/>
                 <w:b/>
-                <w:color w:val="1659C5"/>
+                <w:color w:val="FFFFFF"/>
                 <w:sz w:val="18"/>
               </w:rPr>
               <w:t>Languages &amp; Ecosystems</w:t>
@@ -1628,14 +1838,16 @@
         <w:tc>
           <w:tcPr>
             <w:tcW w:w="5100" w:type="dxa"/>
+            <w:shd w:fill="F1F5F9" w:val="clear"/>
           </w:tcPr>
           <w:p>
             <w:pPr>
-              <w:spacing w:before="40" w:after="40"/>
+              <w:spacing w:before="80" w:after="80"/>
             </w:pPr>
             <w:r>
               <w:rPr>
-                <w:color w:val="1E2A40"/>
+                <w:rFonts w:ascii="Segoe UI" w:hAnsi="Segoe UI"/>
+                <w:color w:val="334155"/>
                 <w:sz w:val="18"/>
               </w:rPr>
               <w:t>C# .NET 8/Core (20 yrs) · Python (7 yrs) · TypeScript/JavaScript (15 yrs) · Java 21 Spring Boot (4 yrs) · Swift/Obj-C · PHP · VB.NET</w:t>
@@ -1647,16 +1859,18 @@
         <w:tc>
           <w:tcPr>
             <w:tcW w:w="5100" w:type="dxa"/>
-            <w:shd w:val="clear" w:color="auto" w:fill="F0F4FF"/>
+            <w:shd w:fill="0F172A" w:val="clear"/>
           </w:tcPr>
           <w:p>
             <w:pPr>
-              <w:spacing w:before="40" w:after="40"/>
+              <w:spacing w:before="120" w:after="120"/>
+              <w:jc w:val="center"/>
             </w:pPr>
             <w:r>
               <w:rPr>
+                <w:rFonts w:ascii="Segoe UI" w:hAnsi="Segoe UI"/>
                 <w:b/>
-                <w:color w:val="1659C5"/>
+                <w:color w:val="FFFFFF"/>
                 <w:sz w:val="18"/>
               </w:rPr>
               <w:t>Frontend / Mobile</w:t>
@@ -1666,15 +1880,16 @@
         <w:tc>
           <w:tcPr>
             <w:tcW w:w="5100" w:type="dxa"/>
-            <w:shd w:val="clear" w:color="auto" w:fill="F0F4FF"/>
+            <w:shd w:fill="F1F5F9" w:val="clear"/>
           </w:tcPr>
           <w:p>
             <w:pPr>
-              <w:spacing w:before="40" w:after="40"/>
+              <w:spacing w:before="80" w:after="80"/>
             </w:pPr>
             <w:r>
               <w:rPr>
-                <w:color w:val="1E2A40"/>
+                <w:rFonts w:ascii="Segoe UI" w:hAnsi="Segoe UI"/>
+                <w:color w:val="334155"/>
                 <w:sz w:val="18"/>
               </w:rPr>
               <w:t>Angular 17+ · Ionic Angular · Blazor · .NET MAUI · React · RxJS/NgRx · TypeScript · SCSS/HTML5</w:t>
@@ -1686,15 +1901,18 @@
         <w:tc>
           <w:tcPr>
             <w:tcW w:w="5100" w:type="dxa"/>
+            <w:shd w:fill="0F172A" w:val="clear"/>
           </w:tcPr>
           <w:p>
             <w:pPr>
-              <w:spacing w:before="40" w:after="40"/>
+              <w:spacing w:before="120" w:after="120"/>
+              <w:jc w:val="center"/>
             </w:pPr>
             <w:r>
               <w:rPr>
+                <w:rFonts w:ascii="Segoe UI" w:hAnsi="Segoe UI"/>
                 <w:b/>
-                <w:color w:val="1659C5"/>
+                <w:color w:val="FFFFFF"/>
                 <w:sz w:val="18"/>
               </w:rPr>
               <w:t>Databases</w:t>
@@ -1704,14 +1922,16 @@
         <w:tc>
           <w:tcPr>
             <w:tcW w:w="5100" w:type="dxa"/>
+            <w:shd w:fill="F1F5F9" w:val="clear"/>
           </w:tcPr>
           <w:p>
             <w:pPr>
-              <w:spacing w:before="40" w:after="40"/>
+              <w:spacing w:before="80" w:after="80"/>
             </w:pPr>
             <w:r>
               <w:rPr>
-                <w:color w:val="1E2A40"/>
+                <w:rFonts w:ascii="Segoe UI" w:hAnsi="Segoe UI"/>
+                <w:color w:val="334155"/>
                 <w:sz w:val="18"/>
               </w:rPr>
               <w:t>MS SQL Server (15 yrs) · Oracle/PL-SQL (10 yrs) · MongoDB · Cosmos DB · MySQL · Redis</w:t>
@@ -1723,16 +1943,18 @@
         <w:tc>
           <w:tcPr>
             <w:tcW w:w="5100" w:type="dxa"/>
-            <w:shd w:val="clear" w:color="auto" w:fill="F0F4FF"/>
+            <w:shd w:fill="0F172A" w:val="clear"/>
           </w:tcPr>
           <w:p>
             <w:pPr>
-              <w:spacing w:before="40" w:after="40"/>
+              <w:spacing w:before="120" w:after="120"/>
+              <w:jc w:val="center"/>
             </w:pPr>
             <w:r>
               <w:rPr>
+                <w:rFonts w:ascii="Segoe UI" w:hAnsi="Segoe UI"/>
                 <w:b/>
-                <w:color w:val="1659C5"/>
+                <w:color w:val="FFFFFF"/>
                 <w:sz w:val="18"/>
               </w:rPr>
               <w:t>Leadership &amp; Methodology</w:t>
@@ -1742,15 +1964,16 @@
         <w:tc>
           <w:tcPr>
             <w:tcW w:w="5100" w:type="dxa"/>
-            <w:shd w:val="clear" w:color="auto" w:fill="F0F4FF"/>
+            <w:shd w:fill="F1F5F9" w:val="clear"/>
           </w:tcPr>
           <w:p>
             <w:pPr>
-              <w:spacing w:before="40" w:after="40"/>
+              <w:spacing w:before="80" w:after="80"/>
             </w:pPr>
             <w:r>
               <w:rPr>
-                <w:color w:val="1E2A40"/>
+                <w:rFonts w:ascii="Segoe UI" w:hAnsi="Segoe UI"/>
+                <w:color w:val="334155"/>
                 <w:sz w:val="18"/>
               </w:rPr>
               <w:t>Agile/Scrum/Kanban · Team Building &amp; Mentoring · NLP Coaching · Psychological Safety · Velocity &amp; KPI Tracking · Jira · Confluence · Magic Estimation</w:t>
@@ -1761,7 +1984,7 @@
     </w:tbl>
     <w:p>
       <w:pPr>
-        <w:spacing w:before="40" w:after="0"/>
+        <w:spacing w:before="40" w:after="80"/>
       </w:pPr>
     </w:p>
     <w:p>
@@ -1769,31 +1992,34 @@
         <w:pBdr>
           <w:bottom w:val="single" w:sz="8" w:space="2" w:color="1659C5"/>
         </w:pBdr>
-        <w:spacing w:before="200" w:after="40"/>
+        <w:spacing w:before="200" w:after="80"/>
       </w:pPr>
       <w:r>
         <w:rPr>
+          <w:rFonts w:ascii="Segoe UI" w:hAnsi="Segoe UI"/>
           <w:b/>
-          <w:color w:val="1659C5"/>
+          <w:color w:val="0F172A"/>
         </w:rPr>
         <w:t>EDUCATION &amp; CERTIFICATIONS</w:t>
       </w:r>
     </w:p>
     <w:p>
       <w:pPr>
-        <w:spacing w:before="20" w:after="20"/>
+        <w:spacing w:before="20" w:after="80"/>
         <w:ind w:left="170"/>
       </w:pPr>
       <w:r>
         <w:rPr>
+          <w:rFonts w:ascii="Segoe UI" w:hAnsi="Segoe UI"/>
           <w:b/>
-          <w:color w:val="1659C5"/>
-          <w:sz w:val="19"/>
+          <w:color w:val="0F172A"/>
+          <w:sz w:val="21"/>
         </w:rPr>
         <w:t xml:space="preserve">▸  </w:t>
       </w:r>
       <w:r>
         <w:rPr>
+          <w:rFonts w:ascii="Segoe UI" w:hAnsi="Segoe UI"/>
           <w:color w:val="1E2A40"/>
           <w:sz w:val="20"/>
         </w:rPr>
@@ -1802,19 +2028,21 @@
     </w:p>
     <w:p>
       <w:pPr>
-        <w:spacing w:before="20" w:after="20"/>
+        <w:spacing w:before="20" w:after="80"/>
         <w:ind w:left="170"/>
       </w:pPr>
       <w:r>
         <w:rPr>
+          <w:rFonts w:ascii="Segoe UI" w:hAnsi="Segoe UI"/>
           <w:b/>
-          <w:color w:val="1659C5"/>
-          <w:sz w:val="19"/>
+          <w:color w:val="0F172A"/>
+          <w:sz w:val="21"/>
         </w:rPr>
         <w:t xml:space="preserve">▸  </w:t>
       </w:r>
       <w:r>
         <w:rPr>
+          <w:rFonts w:ascii="Segoe UI" w:hAnsi="Segoe UI"/>
           <w:color w:val="1E2A40"/>
           <w:sz w:val="20"/>
         </w:rPr>
@@ -1823,19 +2051,21 @@
     </w:p>
     <w:p>
       <w:pPr>
-        <w:spacing w:before="20" w:after="20"/>
+        <w:spacing w:before="20" w:after="80"/>
         <w:ind w:left="170"/>
       </w:pPr>
       <w:r>
         <w:rPr>
+          <w:rFonts w:ascii="Segoe UI" w:hAnsi="Segoe UI"/>
           <w:b/>
-          <w:color w:val="1659C5"/>
-          <w:sz w:val="19"/>
+          <w:color w:val="0F172A"/>
+          <w:sz w:val="21"/>
         </w:rPr>
         <w:t xml:space="preserve">▸  </w:t>
       </w:r>
       <w:r>
         <w:rPr>
+          <w:rFonts w:ascii="Segoe UI" w:hAnsi="Segoe UI"/>
           <w:color w:val="1E2A40"/>
           <w:sz w:val="20"/>
         </w:rPr>
@@ -1844,19 +2074,21 @@
     </w:p>
     <w:p>
       <w:pPr>
-        <w:spacing w:before="20" w:after="20"/>
+        <w:spacing w:before="20" w:after="80"/>
         <w:ind w:left="170"/>
       </w:pPr>
       <w:r>
         <w:rPr>
+          <w:rFonts w:ascii="Segoe UI" w:hAnsi="Segoe UI"/>
           <w:b/>
-          <w:color w:val="1659C5"/>
-          <w:sz w:val="19"/>
+          <w:color w:val="0F172A"/>
+          <w:sz w:val="21"/>
         </w:rPr>
         <w:t xml:space="preserve">▸  </w:t>
       </w:r>
       <w:r>
         <w:rPr>
+          <w:rFonts w:ascii="Segoe UI" w:hAnsi="Segoe UI"/>
           <w:color w:val="1E2A40"/>
           <w:sz w:val="20"/>
         </w:rPr>
@@ -1865,19 +2097,21 @@
     </w:p>
     <w:p>
       <w:pPr>
-        <w:spacing w:before="20" w:after="20"/>
+        <w:spacing w:before="20" w:after="80"/>
         <w:ind w:left="170"/>
       </w:pPr>
       <w:r>
         <w:rPr>
+          <w:rFonts w:ascii="Segoe UI" w:hAnsi="Segoe UI"/>
           <w:b/>
-          <w:color w:val="1659C5"/>
-          <w:sz w:val="19"/>
+          <w:color w:val="0F172A"/>
+          <w:sz w:val="21"/>
         </w:rPr>
         <w:t xml:space="preserve">▸  </w:t>
       </w:r>
       <w:r>
         <w:rPr>
+          <w:rFonts w:ascii="Segoe UI" w:hAnsi="Segoe UI"/>
           <w:color w:val="1E2A40"/>
           <w:sz w:val="20"/>
         </w:rPr>
@@ -1889,30 +2123,33 @@
         <w:pBdr>
           <w:bottom w:val="single" w:sz="8" w:space="2" w:color="1659C5"/>
         </w:pBdr>
-        <w:spacing w:before="200" w:after="40"/>
+        <w:spacing w:before="200" w:after="80"/>
       </w:pPr>
       <w:r>
         <w:rPr>
+          <w:rFonts w:ascii="Segoe UI" w:hAnsi="Segoe UI"/>
           <w:b/>
-          <w:color w:val="1659C5"/>
+          <w:color w:val="0F172A"/>
         </w:rPr>
         <w:t>LANGUAGES</w:t>
       </w:r>
     </w:p>
     <w:p>
       <w:pPr>
-        <w:spacing w:before="40" w:after="40"/>
+        <w:spacing w:before="40" w:after="80"/>
       </w:pPr>
       <w:r>
         <w:rPr>
+          <w:rFonts w:ascii="Segoe UI" w:hAnsi="Segoe UI"/>
           <w:b/>
-          <w:color w:val="1E2A40"/>
-          <w:sz w:val="20"/>
+          <w:color w:val="0F172A"/>
+          <w:sz w:val="21"/>
         </w:rPr>
         <w:t>Italian: Native</w:t>
       </w:r>
       <w:r>
         <w:rPr>
+          <w:rFonts w:ascii="Segoe UI" w:hAnsi="Segoe UI"/>
           <w:color w:val="1E2A40"/>
           <w:sz w:val="20"/>
         </w:rPr>
@@ -1924,39 +2161,43 @@
         <w:pBdr>
           <w:bottom w:val="single" w:sz="8" w:space="2" w:color="1659C5"/>
         </w:pBdr>
-        <w:spacing w:before="200" w:after="40"/>
+        <w:spacing w:before="200" w:after="80"/>
       </w:pPr>
       <w:r>
         <w:rPr>
+          <w:rFonts w:ascii="Segoe UI" w:hAnsi="Segoe UI"/>
           <w:b/>
-          <w:color w:val="1659C5"/>
+          <w:color w:val="0F172A"/>
         </w:rPr>
         <w:t>UNIQUE DIFFERENTIATORS</w:t>
       </w:r>
     </w:p>
     <w:p>
       <w:pPr>
-        <w:spacing w:before="40" w:after="20"/>
+        <w:spacing w:before="40" w:after="80"/>
         <w:ind w:left="170"/>
       </w:pPr>
       <w:r>
         <w:rPr>
+          <w:rFonts w:ascii="Segoe UI" w:hAnsi="Segoe UI"/>
           <w:b/>
-          <w:color w:val="1659C5"/>
-          <w:sz w:val="20"/>
+          <w:color w:val="0F172A"/>
+          <w:sz w:val="21"/>
         </w:rPr>
         <w:t xml:space="preserve">✦  </w:t>
       </w:r>
       <w:r>
         <w:rPr>
+          <w:rFonts w:ascii="Segoe UI" w:hAnsi="Segoe UI"/>
           <w:b/>
-          <w:color w:val="1E2A40"/>
-          <w:sz w:val="20"/>
+          <w:color w:val="0F172A"/>
+          <w:sz w:val="21"/>
         </w:rPr>
         <w:t xml:space="preserve">Developer-First Architect: </w:t>
       </w:r>
       <w:r>
         <w:rPr>
+          <w:rFonts w:ascii="Segoe UI" w:hAnsi="Segoe UI"/>
           <w:color w:val="1E2A40"/>
           <w:sz w:val="20"/>
         </w:rPr>
@@ -1965,27 +2206,30 @@
     </w:p>
     <w:p>
       <w:pPr>
-        <w:spacing w:before="40" w:after="20"/>
+        <w:spacing w:before="40" w:after="80"/>
         <w:ind w:left="170"/>
       </w:pPr>
       <w:r>
         <w:rPr>
+          <w:rFonts w:ascii="Segoe UI" w:hAnsi="Segoe UI"/>
           <w:b/>
-          <w:color w:val="1659C5"/>
-          <w:sz w:val="20"/>
+          <w:color w:val="0F172A"/>
+          <w:sz w:val="21"/>
         </w:rPr>
         <w:t xml:space="preserve">✦  </w:t>
       </w:r>
       <w:r>
         <w:rPr>
+          <w:rFonts w:ascii="Segoe UI" w:hAnsi="Segoe UI"/>
           <w:b/>
-          <w:color w:val="1E2A40"/>
-          <w:sz w:val="20"/>
+          <w:color w:val="0F172A"/>
+          <w:sz w:val="21"/>
         </w:rPr>
         <w:t xml:space="preserve">AI Native — Builder, Not User: </w:t>
       </w:r>
       <w:r>
         <w:rPr>
+          <w:rFonts w:ascii="Segoe UI" w:hAnsi="Segoe UI"/>
           <w:color w:val="1E2A40"/>
           <w:sz w:val="20"/>
         </w:rPr>
@@ -1994,27 +2238,30 @@
     </w:p>
     <w:p>
       <w:pPr>
-        <w:spacing w:before="40" w:after="20"/>
+        <w:spacing w:before="40" w:after="80"/>
         <w:ind w:left="170"/>
       </w:pPr>
       <w:r>
         <w:rPr>
+          <w:rFonts w:ascii="Segoe UI" w:hAnsi="Segoe UI"/>
           <w:b/>
-          <w:color w:val="1659C5"/>
-          <w:sz w:val="20"/>
+          <w:color w:val="0F172A"/>
+          <w:sz w:val="21"/>
         </w:rPr>
         <w:t xml:space="preserve">✦  </w:t>
       </w:r>
       <w:r>
         <w:rPr>
+          <w:rFonts w:ascii="Segoe UI" w:hAnsi="Segoe UI"/>
           <w:b/>
-          <w:color w:val="1E2A40"/>
-          <w:sz w:val="20"/>
+          <w:color w:val="0F172A"/>
+          <w:sz w:val="21"/>
         </w:rPr>
         <w:t xml:space="preserve">Full-Stack Range: </w:t>
       </w:r>
       <w:r>
         <w:rPr>
+          <w:rFonts w:ascii="Segoe UI" w:hAnsi="Segoe UI"/>
           <w:color w:val="1E2A40"/>
           <w:sz w:val="20"/>
         </w:rPr>
@@ -2023,27 +2270,30 @@
     </w:p>
     <w:p>
       <w:pPr>
-        <w:spacing w:before="40" w:after="20"/>
+        <w:spacing w:before="40" w:after="80"/>
         <w:ind w:left="170"/>
       </w:pPr>
       <w:r>
         <w:rPr>
+          <w:rFonts w:ascii="Segoe UI" w:hAnsi="Segoe UI"/>
           <w:b/>
-          <w:color w:val="1659C5"/>
-          <w:sz w:val="20"/>
+          <w:color w:val="0F172A"/>
+          <w:sz w:val="21"/>
         </w:rPr>
         <w:t xml:space="preserve">✦  </w:t>
       </w:r>
       <w:r>
         <w:rPr>
+          <w:rFonts w:ascii="Segoe UI" w:hAnsi="Segoe UI"/>
           <w:b/>
-          <w:color w:val="1E2A40"/>
-          <w:sz w:val="20"/>
+          <w:color w:val="0F172A"/>
+          <w:sz w:val="21"/>
         </w:rPr>
         <w:t xml:space="preserve">Human-Centered Leader: </w:t>
       </w:r>
       <w:r>
         <w:rPr>
+          <w:rFonts w:ascii="Segoe UI" w:hAnsi="Segoe UI"/>
           <w:color w:val="1E2A40"/>
           <w:sz w:val="20"/>
         </w:rPr>
@@ -2052,27 +2302,30 @@
     </w:p>
     <w:p>
       <w:pPr>
-        <w:spacing w:before="40" w:after="20"/>
+        <w:spacing w:before="40" w:after="80"/>
         <w:ind w:left="170"/>
       </w:pPr>
       <w:r>
         <w:rPr>
+          <w:rFonts w:ascii="Segoe UI" w:hAnsi="Segoe UI"/>
           <w:b/>
-          <w:color w:val="1659C5"/>
-          <w:sz w:val="20"/>
+          <w:color w:val="0F172A"/>
+          <w:sz w:val="21"/>
         </w:rPr>
         <w:t xml:space="preserve">✦  </w:t>
       </w:r>
       <w:r>
         <w:rPr>
+          <w:rFonts w:ascii="Segoe UI" w:hAnsi="Segoe UI"/>
           <w:b/>
-          <w:color w:val="1E2A40"/>
-          <w:sz w:val="20"/>
+          <w:color w:val="0F172A"/>
+          <w:sz w:val="21"/>
         </w:rPr>
         <w:t xml:space="preserve">Business &amp; Technology Bridge: </w:t>
       </w:r>
       <w:r>
         <w:rPr>
+          <w:rFonts w:ascii="Segoe UI" w:hAnsi="Segoe UI"/>
           <w:color w:val="1E2A40"/>
           <w:sz w:val="20"/>
         </w:rPr>
@@ -2081,30 +2334,61 @@
     </w:p>
     <w:p>
       <w:pPr>
-        <w:spacing w:before="120" w:after="0"/>
+        <w:spacing w:before="120" w:after="80"/>
         <w:jc w:val="center"/>
       </w:pPr>
       <w:r>
         <w:rPr>
+          <w:rFonts w:ascii="Segoe UI" w:hAnsi="Segoe UI"/>
           <w:i/>
           <w:color w:val="555555"/>
-          <w:sz w:val="19"/>
+          <w:sz w:val="20"/>
         </w:rPr>
         <w:t>EU work authorization  ·  Theater &amp; guitar enthusiast  ·  Active tech community contributor</w:t>
       </w:r>
     </w:p>
     <w:p>
       <w:pPr>
-        <w:jc w:val="center"/>
+        <w:spacing w:before="320"/>
       </w:pPr>
       <w:r>
         <w:rPr>
-          <w:rFonts w:ascii="Inter" w:hAnsi="Inter"/>
-          <w:i/>
+          <w:color w:val="DDD6FE"/>
+          <w:sz w:val="12"/>
+        </w:rPr>
+        <w:t>________________________________________________________________________________</w:t>
+      </w:r>
+    </w:p>
+    <w:p>
+      <w:pPr>
+        <w:spacing w:before="160" w:after="80"/>
+        <w:jc w:val="center"/>
+      </w:pPr>
+      <w:r>
+        <w:rPr>
+          <w:rFonts w:ascii="Segoe UI" w:hAnsi="Segoe UI"/>
+          <w:b/>
+          <w:color w:val="6D28D9"/>
+          <w:sz w:val="18"/>
+        </w:rPr>
+        <w:t>108 Vision</w:t>
+      </w:r>
+      <w:r>
+        <w:rPr>
+          <w:rFonts w:ascii="Segoe UI" w:hAnsi="Segoe UI"/>
           <w:color w:val="64748B"/>
           <w:sz w:val="17"/>
         </w:rPr>
-        <w:t>108 Vision  |  www.108vision.it  |  info@108vision.it  |  www.108vision.it/profilo/software-manager</w:t>
+        <w:t xml:space="preserve">  |  www.108vision.it  |  info@108vision.it  |  </w:t>
+      </w:r>
+      <w:r>
+        <w:rPr>
+          <w:rFonts w:ascii="Segoe UI" w:hAnsi="Segoe UI"/>
+          <w:i/>
+          <w:color w:val="6D28D9"/>
+          <w:sz w:val="17"/>
+        </w:rPr>
+        <w:t>www.108vision.it/profilo/software-manager</w:t>
       </w:r>
     </w:p>
     <w:sectPr>
